--- a/课程报告评分系统规划.docx
+++ b/课程报告评分系统规划.docx
@@ -1,6 +1,6 @@
 
 <file path=word/document.xml><?xml version="1.0" encoding="utf-8"?>
-<w:document xmlns:wpc="http://schemas.microsoft.com/office/word/2010/wordprocessingCanvas" xmlns:cx="http://schemas.microsoft.com/office/drawing/2014/chartex" xmlns:cx1="http://schemas.microsoft.com/office/drawing/2015/9/8/chartex" xmlns:cx2="http://schemas.microsoft.com/office/drawing/2015/10/21/chartex" xmlns:cx3="http://schemas.microsoft.com/office/drawing/2016/5/9/chartex" xmlns:cx4="http://schemas.microsoft.com/office/drawing/2016/5/10/chartex" xmlns:cx5="http://schemas.microsoft.com/office/drawing/2016/5/11/chartex" xmlns:cx6="http://schemas.microsoft.com/office/drawing/2016/5/12/chartex" xmlns:cx7="http://schemas.microsoft.com/office/drawing/2016/5/13/chartex" xmlns:cx8="http://schemas.microsoft.com/office/drawing/2016/5/14/chartex" xmlns:mc="http://schemas.openxmlformats.org/markup-compatibility/2006" xmlns:aink="http://schemas.microsoft.com/office/drawing/2016/ink" xmlns:am3d="http://schemas.microsoft.com/office/drawing/2017/model3d" xmlns:o="urn:schemas-microsoft-com:office:office" xmlns:r="http://schemas.openxmlformats.org/officeDocument/2006/relationships" xmlns:m="http://schemas.openxmlformats.org/officeDocument/2006/math" xmlns:v="urn:schemas-microsoft-com:vml" xmlns:wp14="http://schemas.microsoft.com/office/word/2010/wordprocessingDrawing" xmlns:wp="http://schemas.openxmlformats.org/drawingml/2006/wordprocessingDrawing" xmlns:w10="urn:schemas-microsoft-com:office:word" xmlns:w="http://schemas.openxmlformats.org/wordprocessingml/2006/main" xmlns:w14="http://schemas.microsoft.com/office/word/2010/wordml" xmlns:w15="http://schemas.microsoft.com/office/word/2012/wordml" xmlns:w16cex="http://schemas.microsoft.com/office/word/2018/wordml/cex" xmlns:w16cid="http://schemas.microsoft.com/office/word/2016/wordml/cid" xmlns:w16="http://schemas.microsoft.com/office/word/2018/wordml" xmlns:w16sdtdh="http://schemas.microsoft.com/office/word/2020/wordml/sdtdatahash" xmlns:w16se="http://schemas.microsoft.com/office/word/2015/wordml/symex" xmlns:wpg="http://schemas.microsoft.com/office/word/2010/wordprocessingGroup" xmlns:wpi="http://schemas.microsoft.com/office/word/2010/wordprocessingInk" xmlns:wne="http://schemas.microsoft.com/office/word/2006/wordml" xmlns:wps="http://schemas.microsoft.com/office/word/2010/wordprocessingShape" mc:Ignorable="w14 w15 w16se w16cid w16 w16cex w16sdtdh wp14">
+<w:document xmlns:wpc="http://schemas.microsoft.com/office/word/2010/wordprocessingCanvas" xmlns:cx="http://schemas.microsoft.com/office/drawing/2014/chartex" xmlns:cx1="http://schemas.microsoft.com/office/drawing/2015/9/8/chartex" xmlns:cx2="http://schemas.microsoft.com/office/drawing/2015/10/21/chartex" xmlns:cx3="http://schemas.microsoft.com/office/drawing/2016/5/9/chartex" xmlns:cx4="http://schemas.microsoft.com/office/drawing/2016/5/10/chartex" xmlns:cx5="http://schemas.microsoft.com/office/drawing/2016/5/11/chartex" xmlns:cx6="http://schemas.microsoft.com/office/drawing/2016/5/12/chartex" xmlns:cx7="http://schemas.microsoft.com/office/drawing/2016/5/13/chartex" xmlns:cx8="http://schemas.microsoft.com/office/drawing/2016/5/14/chartex" xmlns:mc="http://schemas.openxmlformats.org/markup-compatibility/2006" xmlns:aink="http://schemas.microsoft.com/office/drawing/2016/ink" xmlns:am3d="http://schemas.microsoft.com/office/drawing/2017/model3d" xmlns:o="urn:schemas-microsoft-com:office:office" xmlns:oel="http://schemas.microsoft.com/office/2019/extlst" xmlns:r="http://schemas.openxmlformats.org/officeDocument/2006/relationships" xmlns:m="http://schemas.openxmlformats.org/officeDocument/2006/math" xmlns:v="urn:schemas-microsoft-com:vml" xmlns:wp14="http://schemas.microsoft.com/office/word/2010/wordprocessingDrawing" xmlns:wp="http://schemas.openxmlformats.org/drawingml/2006/wordprocessingDrawing" xmlns:w10="urn:schemas-microsoft-com:office:word" xmlns:w="http://schemas.openxmlformats.org/wordprocessingml/2006/main" xmlns:w14="http://schemas.microsoft.com/office/word/2010/wordml" xmlns:w15="http://schemas.microsoft.com/office/word/2012/wordml" xmlns:w16cex="http://schemas.microsoft.com/office/word/2018/wordml/cex" xmlns:w16cid="http://schemas.microsoft.com/office/word/2016/wordml/cid" xmlns:w16="http://schemas.microsoft.com/office/word/2018/wordml" xmlns:w16sdtdh="http://schemas.microsoft.com/office/word/2020/wordml/sdtdatahash" xmlns:w16se="http://schemas.microsoft.com/office/word/2015/wordml/symex" xmlns:wpg="http://schemas.microsoft.com/office/word/2010/wordprocessingGroup" xmlns:wpi="http://schemas.microsoft.com/office/word/2010/wordprocessingInk" xmlns:wne="http://schemas.microsoft.com/office/word/2006/wordml" xmlns:wps="http://schemas.microsoft.com/office/word/2010/wordprocessingShape" mc:Ignorable="w14 w15 w16se w16cid w16 w16cex w16sdtdh wp14">
   <w:body>
     <w:p>
       <w:pPr>
@@ -283,6 +283,9 @@
         <w:pStyle w:val="a0"/>
         <w:spacing w:before="60" w:after="60"/>
         <w:ind w:firstLine="480"/>
+        <w:rPr>
+          <w:rFonts w:hint="eastAsia"/>
+        </w:rPr>
       </w:pPr>
       <w:r>
         <w:rPr>
@@ -357,7 +360,68 @@
         <w:rPr>
           <w:rFonts w:hint="eastAsia"/>
         </w:rPr>
-        <w:t>即评分要求和评分结果存于同一文件的不同</w:t>
+        <w:t>总分列</w:t>
+      </w:r>
+      <w:r>
+        <w:rPr>
+          <w:rFonts w:hint="eastAsia"/>
+        </w:rPr>
+        <w:t>使用</w:t>
+      </w:r>
+      <w:r>
+        <w:rPr>
+          <w:rFonts w:hint="eastAsia"/>
+        </w:rPr>
+        <w:t>excel</w:t>
+      </w:r>
+      <w:r>
+        <w:rPr>
+          <w:rFonts w:hint="eastAsia"/>
+        </w:rPr>
+        <w:t>公式计算</w:t>
+      </w:r>
+      <w:r>
+        <w:rPr>
+          <w:rFonts w:hint="eastAsia"/>
+        </w:rPr>
+        <w:t>。置信度列仅对</w:t>
+      </w:r>
+      <w:r>
+        <w:rPr>
+          <w:rFonts w:hint="eastAsia"/>
+        </w:rPr>
+        <w:t>llm</w:t>
+      </w:r>
+      <w:r>
+        <w:rPr>
+          <w:rFonts w:hint="eastAsia"/>
+        </w:rPr>
+        <w:t>相关</w:t>
+      </w:r>
+      <w:r>
+        <w:rPr>
+          <w:rFonts w:hint="eastAsia"/>
+        </w:rPr>
+        <w:t>列</w:t>
+      </w:r>
+      <w:r>
+        <w:rPr>
+          <w:rFonts w:hint="eastAsia"/>
+        </w:rPr>
+        <w:t>有效。</w:t>
+      </w:r>
+    </w:p>
+    <w:p>
+      <w:pPr>
+        <w:pStyle w:val="a0"/>
+        <w:spacing w:before="60" w:after="60"/>
+        <w:ind w:firstLine="480"/>
+      </w:pPr>
+      <w:r>
+        <w:rPr>
+          <w:rFonts w:hint="eastAsia"/>
+        </w:rPr>
+        <w:t>评分要求和评分结果存于同一文件的不同</w:t>
       </w:r>
       <w:r>
         <w:rPr>
@@ -457,432 +521,390 @@
       <w:r>
         <w:t xml:space="preserve">, qwen3.5-9b, </w:t>
       </w:r>
-      <w:proofErr w:type="spellStart"/>
       <w:r>
         <w:t>mmproj</w:t>
       </w:r>
-      <w:proofErr w:type="spellEnd"/>
-      <w:r>
-        <w:t xml:space="preserve">, </w:t>
-      </w:r>
-      <w:proofErr w:type="spellStart"/>
-      <w:r>
-        <w:t>docling</w:t>
-      </w:r>
-      <w:proofErr w:type="spellEnd"/>
+      <w:r>
+        <w:t>, docling.</w:t>
+      </w:r>
+    </w:p>
+    <w:p>
+      <w:pPr>
+        <w:pStyle w:val="a0"/>
+        <w:spacing w:before="60" w:after="60"/>
+        <w:ind w:firstLine="480"/>
+      </w:pPr>
+      <w:r>
+        <w:rPr>
+          <w:rFonts w:hint="eastAsia"/>
+        </w:rPr>
+        <w:t>第一步进行解析，解析后的</w:t>
+      </w:r>
+      <w:r>
+        <w:rPr>
+          <w:rFonts w:hint="eastAsia"/>
+        </w:rPr>
+        <w:t>m</w:t>
+      </w:r>
+      <w:r>
+        <w:t>d</w:t>
+      </w:r>
+      <w:r>
+        <w:rPr>
+          <w:rFonts w:hint="eastAsia"/>
+        </w:rPr>
+        <w:t>文档和其附属资源如图片等，都存放在内存中，供后续使用，避免频繁读文件。</w:t>
+      </w:r>
+    </w:p>
+    <w:p>
+      <w:pPr>
+        <w:pStyle w:val="a0"/>
+        <w:spacing w:before="60" w:after="60"/>
+        <w:ind w:firstLineChars="300" w:firstLine="720"/>
+      </w:pPr>
+      <w:r>
+        <w:t>M</w:t>
+      </w:r>
+      <w:r>
+        <w:t>d</w:t>
+      </w:r>
+      <w:r>
+        <w:rPr>
+          <w:rFonts w:hint="eastAsia"/>
+        </w:rPr>
+        <w:t>文件的命名格式与原文件相同，只后缀不同。</w:t>
+      </w:r>
+    </w:p>
+    <w:p>
+      <w:pPr>
+        <w:pStyle w:val="a0"/>
+        <w:spacing w:before="60" w:after="60"/>
+        <w:ind w:firstLineChars="300" w:firstLine="720"/>
+      </w:pPr>
+      <w:r>
+        <w:rPr>
+          <w:rFonts w:hint="eastAsia"/>
+        </w:rPr>
+        <w:t>图片的命名格式“</w:t>
+      </w:r>
+      <w:r>
+        <w:rPr>
+          <w:rFonts w:hint="eastAsia"/>
+        </w:rPr>
+        <w:t>课程名称</w:t>
+      </w:r>
+      <w:r>
+        <w:rPr>
+          <w:rFonts w:hint="eastAsia"/>
+        </w:rPr>
+        <w:t>-</w:t>
+      </w:r>
+      <w:r>
+        <w:rPr>
+          <w:rFonts w:hint="eastAsia"/>
+        </w:rPr>
+        <w:t>专业班级</w:t>
+      </w:r>
+      <w:r>
+        <w:rPr>
+          <w:rFonts w:hint="eastAsia"/>
+        </w:rPr>
+        <w:t>-</w:t>
+      </w:r>
+      <w:r>
+        <w:rPr>
+          <w:rFonts w:hint="eastAsia"/>
+        </w:rPr>
+        <w:t>学号</w:t>
+      </w:r>
+      <w:r>
+        <w:rPr>
+          <w:rFonts w:hint="eastAsia"/>
+        </w:rPr>
+        <w:t>-</w:t>
+      </w:r>
+      <w:r>
+        <w:rPr>
+          <w:rFonts w:hint="eastAsia"/>
+        </w:rPr>
+        <w:t>姓名</w:t>
+      </w:r>
+      <w:r>
+        <w:rPr>
+          <w:rFonts w:hint="eastAsia"/>
+        </w:rPr>
+        <w:t>-</w:t>
+      </w:r>
+      <w:r>
+        <w:rPr>
+          <w:rFonts w:hint="eastAsia"/>
+        </w:rPr>
+        <w:t>P</w:t>
+      </w:r>
+      <w:r>
+        <w:rPr>
+          <w:rFonts w:hint="eastAsia"/>
+        </w:rPr>
+        <w:t>n</w:t>
+      </w:r>
+      <w:r>
+        <w:t>.xx</w:t>
+      </w:r>
+      <w:r>
+        <w:rPr>
+          <w:rFonts w:hint="eastAsia"/>
+        </w:rPr>
+        <w:t>”，每个文件</w:t>
+      </w:r>
+      <w:r>
+        <w:rPr>
+          <w:rFonts w:hint="eastAsia"/>
+        </w:rPr>
+        <w:t>n</w:t>
+      </w:r>
+      <w:r>
+        <w:rPr>
+          <w:rFonts w:hint="eastAsia"/>
+        </w:rPr>
+        <w:t>从</w:t>
+      </w:r>
+      <w:r>
+        <w:rPr>
+          <w:rFonts w:hint="eastAsia"/>
+        </w:rPr>
+        <w:t>1</w:t>
+      </w:r>
+      <w:r>
+        <w:rPr>
+          <w:rFonts w:hint="eastAsia"/>
+        </w:rPr>
+        <w:t>递增，</w:t>
+      </w:r>
+      <w:r>
+        <w:rPr>
+          <w:rFonts w:hint="eastAsia"/>
+        </w:rPr>
+        <w:t>变量</w:t>
+      </w:r>
+      <w:r>
+        <w:rPr>
+          <w:rFonts w:hint="eastAsia"/>
+        </w:rPr>
+        <w:t>x</w:t>
+      </w:r>
+      <w:r>
+        <w:t>x</w:t>
+      </w:r>
+      <w:r>
+        <w:rPr>
+          <w:rFonts w:hint="eastAsia"/>
+        </w:rPr>
+        <w:t>是后缀，由图片格式决定。</w:t>
+      </w:r>
+    </w:p>
+    <w:p>
+      <w:pPr>
+        <w:pStyle w:val="a0"/>
+        <w:spacing w:before="60" w:after="60"/>
+        <w:ind w:firstLineChars="300" w:firstLine="720"/>
+      </w:pPr>
+      <w:r>
+        <w:t>Md</w:t>
+      </w:r>
+      <w:r>
+        <w:rPr>
+          <w:rFonts w:hint="eastAsia"/>
+        </w:rPr>
+        <w:t>文件与图片存放路径与原文件相同。</w:t>
+      </w:r>
+    </w:p>
+    <w:p>
+      <w:pPr>
+        <w:pStyle w:val="a0"/>
+        <w:spacing w:before="60" w:after="60"/>
+        <w:ind w:firstLine="480"/>
+      </w:pPr>
+      <w:r>
+        <w:rPr>
+          <w:rFonts w:hint="eastAsia"/>
+        </w:rPr>
+        <w:t>之后进行</w:t>
+      </w:r>
+      <w:r>
+        <w:rPr>
+          <w:rFonts w:hint="eastAsia"/>
+        </w:rPr>
+        <w:t>r</w:t>
+      </w:r>
+      <w:r>
+        <w:t>ule</w:t>
+      </w:r>
+      <w:r>
+        <w:rPr>
+          <w:rFonts w:hint="eastAsia"/>
+        </w:rPr>
+        <w:t>评分项的程序处理。逐次对单</w:t>
+      </w:r>
+      <w:r>
+        <w:rPr>
+          <w:rFonts w:hint="eastAsia"/>
+        </w:rPr>
+        <w:t>rule</w:t>
+      </w:r>
+      <w:r>
+        <w:rPr>
+          <w:rFonts w:hint="eastAsia"/>
+        </w:rPr>
+        <w:t>评分项进行批处理，而不是对单文件所有</w:t>
+      </w:r>
+      <w:r>
+        <w:rPr>
+          <w:rFonts w:hint="eastAsia"/>
+        </w:rPr>
+        <w:t>r</w:t>
+      </w:r>
+      <w:r>
+        <w:t>ule</w:t>
+      </w:r>
+      <w:r>
+        <w:rPr>
+          <w:rFonts w:hint="eastAsia"/>
+        </w:rPr>
+        <w:t>评分项批处理。</w:t>
+      </w:r>
+    </w:p>
+    <w:p>
+      <w:pPr>
+        <w:pStyle w:val="a0"/>
+        <w:spacing w:before="60" w:after="60"/>
+        <w:ind w:firstLine="480"/>
+      </w:pPr>
+      <w:r>
+        <w:rPr>
+          <w:rFonts w:hint="eastAsia"/>
+        </w:rPr>
+        <w:t>程序处理完所有</w:t>
+      </w:r>
+      <w:r>
+        <w:rPr>
+          <w:rFonts w:hint="eastAsia"/>
+        </w:rPr>
+        <w:t>r</w:t>
+      </w:r>
+      <w:r>
+        <w:t>ule</w:t>
+      </w:r>
+      <w:r>
+        <w:rPr>
+          <w:rFonts w:hint="eastAsia"/>
+        </w:rPr>
+        <w:t>评分项之后</w:t>
+      </w:r>
+      <w:r>
+        <w:rPr>
+          <w:rFonts w:hint="eastAsia"/>
+        </w:rPr>
+        <w:t>，</w:t>
+      </w:r>
+      <w:r>
+        <w:rPr>
+          <w:rFonts w:hint="eastAsia"/>
+        </w:rPr>
+        <w:t>用</w:t>
+      </w:r>
+      <w:r>
+        <w:rPr>
+          <w:rFonts w:hint="eastAsia"/>
+        </w:rPr>
+        <w:t>vllm</w:t>
+      </w:r>
+      <w:r>
+        <w:rPr>
+          <w:rFonts w:hint="eastAsia"/>
+        </w:rPr>
+        <w:t>批量</w:t>
+      </w:r>
+      <w:r>
+        <w:rPr>
+          <w:rFonts w:hint="eastAsia"/>
+        </w:rPr>
+        <w:t>识别</w:t>
+      </w:r>
+      <w:r>
+        <w:rPr>
+          <w:rFonts w:hint="eastAsia"/>
+        </w:rPr>
+        <w:t>预处理</w:t>
+      </w:r>
+      <w:r>
+        <w:rPr>
+          <w:rFonts w:hint="eastAsia"/>
+        </w:rPr>
+        <w:t>所有图片，返回的文本描述结果嵌入对应的</w:t>
+      </w:r>
+      <w:r>
+        <w:rPr>
+          <w:rFonts w:hint="eastAsia"/>
+        </w:rPr>
+        <w:t>MD</w:t>
+      </w:r>
+      <w:r>
+        <w:rPr>
+          <w:rFonts w:hint="eastAsia"/>
+        </w:rPr>
+        <w:t>文件，同时，描述也单独存入文件“</w:t>
+      </w:r>
+      <w:r>
+        <w:rPr>
+          <w:rFonts w:hint="eastAsia"/>
+        </w:rPr>
+        <w:t>课程名称</w:t>
+      </w:r>
+      <w:r>
+        <w:rPr>
+          <w:rFonts w:hint="eastAsia"/>
+        </w:rPr>
+        <w:t>-</w:t>
+      </w:r>
+      <w:r>
+        <w:rPr>
+          <w:rFonts w:hint="eastAsia"/>
+        </w:rPr>
+        <w:t>专业班级</w:t>
+      </w:r>
+      <w:r>
+        <w:rPr>
+          <w:rFonts w:hint="eastAsia"/>
+        </w:rPr>
+        <w:t>-</w:t>
+      </w:r>
+      <w:r>
+        <w:rPr>
+          <w:rFonts w:hint="eastAsia"/>
+        </w:rPr>
+        <w:t>学号</w:t>
+      </w:r>
+      <w:r>
+        <w:rPr>
+          <w:rFonts w:hint="eastAsia"/>
+        </w:rPr>
+        <w:t>-</w:t>
+      </w:r>
+      <w:r>
+        <w:rPr>
+          <w:rFonts w:hint="eastAsia"/>
+        </w:rPr>
+        <w:t>姓名</w:t>
+      </w:r>
+      <w:r>
+        <w:rPr>
+          <w:rFonts w:hint="eastAsia"/>
+        </w:rPr>
+        <w:t>-Pn</w:t>
+      </w:r>
       <w:r>
         <w:t>.</w:t>
       </w:r>
-    </w:p>
-    <w:p>
-      <w:pPr>
-        <w:pStyle w:val="a0"/>
-        <w:spacing w:before="60" w:after="60"/>
-        <w:ind w:firstLine="480"/>
-      </w:pPr>
-      <w:r>
-        <w:rPr>
-          <w:rFonts w:hint="eastAsia"/>
-        </w:rPr>
-        <w:t>第一步进行解析，解析后的</w:t>
-      </w:r>
-      <w:r>
-        <w:rPr>
-          <w:rFonts w:hint="eastAsia"/>
-        </w:rPr>
-        <w:t>m</w:t>
-      </w:r>
-      <w:r>
-        <w:t>d</w:t>
-      </w:r>
-      <w:r>
-        <w:rPr>
-          <w:rFonts w:hint="eastAsia"/>
-        </w:rPr>
-        <w:t>文档和其附属资源如图片等，都存放在内存中，供后续使用，避免频繁读文件。</w:t>
-      </w:r>
-    </w:p>
-    <w:p>
-      <w:pPr>
-        <w:pStyle w:val="a0"/>
-        <w:spacing w:before="60" w:after="60"/>
-        <w:ind w:firstLineChars="300" w:firstLine="720"/>
-      </w:pPr>
-      <w:r>
-        <w:t>M</w:t>
-      </w:r>
-      <w:r>
-        <w:t>d</w:t>
-      </w:r>
-      <w:r>
-        <w:rPr>
-          <w:rFonts w:hint="eastAsia"/>
-        </w:rPr>
-        <w:t>文件的命名格式与原文件相同，只后缀不同。</w:t>
-      </w:r>
-    </w:p>
-    <w:p>
-      <w:pPr>
-        <w:pStyle w:val="a0"/>
-        <w:spacing w:before="60" w:after="60"/>
-        <w:ind w:firstLineChars="300" w:firstLine="720"/>
-      </w:pPr>
-      <w:r>
-        <w:rPr>
-          <w:rFonts w:hint="eastAsia"/>
-        </w:rPr>
-        <w:t>图片的命名格式“</w:t>
-      </w:r>
-      <w:r>
-        <w:rPr>
-          <w:rFonts w:hint="eastAsia"/>
-        </w:rPr>
-        <w:t>课程名称</w:t>
-      </w:r>
-      <w:r>
-        <w:rPr>
-          <w:rFonts w:hint="eastAsia"/>
-        </w:rPr>
-        <w:t>-</w:t>
-      </w:r>
-      <w:r>
-        <w:rPr>
-          <w:rFonts w:hint="eastAsia"/>
-        </w:rPr>
-        <w:t>专业班级</w:t>
-      </w:r>
-      <w:r>
-        <w:rPr>
-          <w:rFonts w:hint="eastAsia"/>
-        </w:rPr>
-        <w:t>-</w:t>
-      </w:r>
-      <w:r>
-        <w:rPr>
-          <w:rFonts w:hint="eastAsia"/>
-        </w:rPr>
-        <w:t>学号</w:t>
-      </w:r>
-      <w:r>
-        <w:rPr>
-          <w:rFonts w:hint="eastAsia"/>
-        </w:rPr>
-        <w:t>-</w:t>
-      </w:r>
-      <w:r>
-        <w:rPr>
-          <w:rFonts w:hint="eastAsia"/>
-        </w:rPr>
-        <w:t>姓名</w:t>
-      </w:r>
-      <w:r>
-        <w:rPr>
-          <w:rFonts w:hint="eastAsia"/>
-        </w:rPr>
-        <w:t>-</w:t>
-      </w:r>
-      <w:proofErr w:type="spellStart"/>
-      <w:r>
-        <w:rPr>
-          <w:rFonts w:hint="eastAsia"/>
-        </w:rPr>
-        <w:t>P</w:t>
-      </w:r>
-      <w:r>
-        <w:rPr>
-          <w:rFonts w:hint="eastAsia"/>
-        </w:rPr>
-        <w:t>n</w:t>
-      </w:r>
-      <w:r>
-        <w:t>.xx</w:t>
-      </w:r>
-      <w:proofErr w:type="spellEnd"/>
-      <w:r>
-        <w:rPr>
-          <w:rFonts w:hint="eastAsia"/>
-        </w:rPr>
-        <w:t>”，每个文件</w:t>
-      </w:r>
-      <w:r>
-        <w:rPr>
-          <w:rFonts w:hint="eastAsia"/>
-        </w:rPr>
-        <w:t>n</w:t>
-      </w:r>
-      <w:r>
-        <w:rPr>
-          <w:rFonts w:hint="eastAsia"/>
-        </w:rPr>
-        <w:t>从</w:t>
-      </w:r>
-      <w:r>
-        <w:rPr>
-          <w:rFonts w:hint="eastAsia"/>
-        </w:rPr>
-        <w:t>1</w:t>
-      </w:r>
-      <w:r>
-        <w:rPr>
-          <w:rFonts w:hint="eastAsia"/>
-        </w:rPr>
-        <w:t>递增，</w:t>
-      </w:r>
-      <w:r>
-        <w:rPr>
-          <w:rFonts w:hint="eastAsia"/>
-        </w:rPr>
-        <w:t>变量</w:t>
-      </w:r>
-      <w:r>
-        <w:rPr>
-          <w:rFonts w:hint="eastAsia"/>
-        </w:rPr>
-        <w:t>x</w:t>
-      </w:r>
-      <w:r>
-        <w:t>x</w:t>
-      </w:r>
-      <w:r>
-        <w:rPr>
-          <w:rFonts w:hint="eastAsia"/>
-        </w:rPr>
-        <w:t>是后缀，由图片格式决定。</w:t>
-      </w:r>
-    </w:p>
-    <w:p>
-      <w:pPr>
-        <w:pStyle w:val="a0"/>
-        <w:spacing w:before="60" w:after="60"/>
-        <w:ind w:firstLineChars="300" w:firstLine="720"/>
-      </w:pPr>
-      <w:r>
-        <w:t>Md</w:t>
-      </w:r>
-      <w:r>
-        <w:rPr>
-          <w:rFonts w:hint="eastAsia"/>
-        </w:rPr>
-        <w:t>文件与图片存放路径与原文件相同。</w:t>
-      </w:r>
-    </w:p>
-    <w:p>
-      <w:pPr>
-        <w:pStyle w:val="a0"/>
-        <w:spacing w:before="60" w:after="60"/>
-        <w:ind w:firstLine="480"/>
-      </w:pPr>
-      <w:r>
-        <w:rPr>
-          <w:rFonts w:hint="eastAsia"/>
-        </w:rPr>
-        <w:t>之后进行</w:t>
-      </w:r>
-      <w:r>
-        <w:rPr>
-          <w:rFonts w:hint="eastAsia"/>
-        </w:rPr>
-        <w:t>r</w:t>
-      </w:r>
-      <w:r>
-        <w:t>ule</w:t>
-      </w:r>
-      <w:r>
-        <w:rPr>
-          <w:rFonts w:hint="eastAsia"/>
-        </w:rPr>
-        <w:t>评分项的程序处理。</w:t>
-      </w:r>
-      <w:proofErr w:type="gramStart"/>
-      <w:r>
-        <w:rPr>
-          <w:rFonts w:hint="eastAsia"/>
-        </w:rPr>
-        <w:t>逐次对</w:t>
-      </w:r>
-      <w:proofErr w:type="gramEnd"/>
-      <w:r>
-        <w:rPr>
-          <w:rFonts w:hint="eastAsia"/>
-        </w:rPr>
-        <w:t>单</w:t>
-      </w:r>
-      <w:r>
-        <w:rPr>
-          <w:rFonts w:hint="eastAsia"/>
-        </w:rPr>
-        <w:t>rule</w:t>
-      </w:r>
-      <w:r>
-        <w:rPr>
-          <w:rFonts w:hint="eastAsia"/>
-        </w:rPr>
-        <w:t>评分项进行批处理，而不是对</w:t>
-      </w:r>
-      <w:proofErr w:type="gramStart"/>
-      <w:r>
-        <w:rPr>
-          <w:rFonts w:hint="eastAsia"/>
-        </w:rPr>
-        <w:t>单文件</w:t>
-      </w:r>
-      <w:proofErr w:type="gramEnd"/>
-      <w:r>
-        <w:rPr>
-          <w:rFonts w:hint="eastAsia"/>
-        </w:rPr>
-        <w:t>所有</w:t>
-      </w:r>
-      <w:r>
-        <w:rPr>
-          <w:rFonts w:hint="eastAsia"/>
-        </w:rPr>
-        <w:t>r</w:t>
-      </w:r>
-      <w:r>
-        <w:t>ule</w:t>
-      </w:r>
-      <w:r>
-        <w:rPr>
-          <w:rFonts w:hint="eastAsia"/>
-        </w:rPr>
-        <w:t>评分项批处理。</w:t>
-      </w:r>
-    </w:p>
-    <w:p>
-      <w:pPr>
-        <w:pStyle w:val="a0"/>
-        <w:spacing w:before="60" w:after="60"/>
-        <w:ind w:firstLine="480"/>
-      </w:pPr>
-      <w:r>
-        <w:rPr>
-          <w:rFonts w:hint="eastAsia"/>
-        </w:rPr>
-        <w:t>程序处理完所有</w:t>
-      </w:r>
-      <w:r>
-        <w:rPr>
-          <w:rFonts w:hint="eastAsia"/>
-        </w:rPr>
-        <w:t>r</w:t>
-      </w:r>
-      <w:r>
-        <w:t>ule</w:t>
-      </w:r>
-      <w:r>
-        <w:rPr>
-          <w:rFonts w:hint="eastAsia"/>
-        </w:rPr>
-        <w:t>评分项之后</w:t>
-      </w:r>
-      <w:r>
-        <w:rPr>
-          <w:rFonts w:hint="eastAsia"/>
-        </w:rPr>
-        <w:t>，</w:t>
-      </w:r>
-      <w:r>
-        <w:rPr>
-          <w:rFonts w:hint="eastAsia"/>
-        </w:rPr>
-        <w:t>用</w:t>
-      </w:r>
-      <w:proofErr w:type="spellStart"/>
-      <w:r>
-        <w:rPr>
-          <w:rFonts w:hint="eastAsia"/>
-        </w:rPr>
-        <w:t>vllm</w:t>
-      </w:r>
-      <w:proofErr w:type="spellEnd"/>
-      <w:r>
-        <w:rPr>
-          <w:rFonts w:hint="eastAsia"/>
-        </w:rPr>
-        <w:t>批量</w:t>
-      </w:r>
-      <w:r>
-        <w:rPr>
-          <w:rFonts w:hint="eastAsia"/>
-        </w:rPr>
-        <w:t>识别</w:t>
-      </w:r>
-      <w:r>
-        <w:rPr>
-          <w:rFonts w:hint="eastAsia"/>
-        </w:rPr>
-        <w:t>预处理</w:t>
-      </w:r>
-      <w:r>
-        <w:rPr>
-          <w:rFonts w:hint="eastAsia"/>
-        </w:rPr>
-        <w:t>所有图片，返回的文本描述结果嵌入对应的</w:t>
-      </w:r>
-      <w:r>
-        <w:rPr>
-          <w:rFonts w:hint="eastAsia"/>
-        </w:rPr>
-        <w:t>MD</w:t>
-      </w:r>
-      <w:r>
-        <w:rPr>
-          <w:rFonts w:hint="eastAsia"/>
-        </w:rPr>
-        <w:t>文件，同时，描述也单独存入文件“</w:t>
-      </w:r>
-      <w:r>
-        <w:rPr>
-          <w:rFonts w:hint="eastAsia"/>
-        </w:rPr>
-        <w:t>课程名称</w:t>
-      </w:r>
-      <w:r>
-        <w:rPr>
-          <w:rFonts w:hint="eastAsia"/>
-        </w:rPr>
-        <w:t>-</w:t>
-      </w:r>
-      <w:r>
-        <w:rPr>
-          <w:rFonts w:hint="eastAsia"/>
-        </w:rPr>
-        <w:t>专业班级</w:t>
-      </w:r>
-      <w:r>
-        <w:rPr>
-          <w:rFonts w:hint="eastAsia"/>
-        </w:rPr>
-        <w:t>-</w:t>
-      </w:r>
-      <w:r>
-        <w:rPr>
-          <w:rFonts w:hint="eastAsia"/>
-        </w:rPr>
-        <w:t>学号</w:t>
-      </w:r>
-      <w:r>
-        <w:rPr>
-          <w:rFonts w:hint="eastAsia"/>
-        </w:rPr>
-        <w:t>-</w:t>
-      </w:r>
-      <w:r>
-        <w:rPr>
-          <w:rFonts w:hint="eastAsia"/>
-        </w:rPr>
-        <w:t>姓名</w:t>
-      </w:r>
-      <w:r>
-        <w:rPr>
-          <w:rFonts w:hint="eastAsia"/>
-        </w:rPr>
-        <w:t>-Pn</w:t>
-      </w:r>
-      <w:r>
-        <w:t>.</w:t>
-      </w:r>
       <w:r>
         <w:rPr>
           <w:rFonts w:hint="eastAsia"/>
@@ -949,7 +971,6 @@
         </w:rPr>
         <w:t>完成。</w:t>
       </w:r>
-      <w:proofErr w:type="spellStart"/>
       <w:r>
         <w:t>V</w:t>
       </w:r>
@@ -959,21 +980,18 @@
         </w:rPr>
         <w:t>llm</w:t>
       </w:r>
-      <w:proofErr w:type="spellEnd"/>
       <w:r>
         <w:rPr>
           <w:rFonts w:hint="eastAsia"/>
         </w:rPr>
         <w:t>与</w:t>
       </w:r>
-      <w:proofErr w:type="spellStart"/>
       <w:r>
         <w:rPr>
           <w:rFonts w:hint="eastAsia"/>
         </w:rPr>
         <w:t>llm</w:t>
       </w:r>
-      <w:proofErr w:type="spellEnd"/>
       <w:r>
         <w:rPr>
           <w:rFonts w:hint="eastAsia"/>
@@ -986,23 +1004,13 @@
         <w:pStyle w:val="a0"/>
         <w:spacing w:before="60" w:after="60"/>
         <w:ind w:firstLine="480"/>
-        <w:rPr>
-          <w:rFonts w:hint="eastAsia"/>
-        </w:rPr>
-      </w:pPr>
-      <w:r>
-        <w:rPr>
-          <w:rFonts w:hint="eastAsia"/>
-        </w:rPr>
-        <w:t>之后，</w:t>
-      </w:r>
-      <w:r>
-        <w:rPr>
-          <w:rFonts w:hint="eastAsia"/>
-        </w:rPr>
-        <w:t>开始处理</w:t>
-      </w:r>
-      <w:proofErr w:type="spellStart"/>
+      </w:pPr>
+      <w:r>
+        <w:rPr>
+          <w:rFonts w:hint="eastAsia"/>
+        </w:rPr>
+        <w:t>之后，开始处理</w:t>
+      </w:r>
       <w:r>
         <w:rPr>
           <w:rFonts w:hint="eastAsia"/>
@@ -1012,7 +1020,6 @@
       <w:r>
         <w:t>lm</w:t>
       </w:r>
-      <w:proofErr w:type="spellEnd"/>
       <w:r>
         <w:rPr>
           <w:rFonts w:hint="eastAsia"/>
@@ -1026,30 +1033,14 @@
         <w:spacing w:before="60" w:after="60"/>
         <w:ind w:firstLine="480"/>
       </w:pPr>
-      <w:proofErr w:type="spellStart"/>
       <w:r>
         <w:t>Llm</w:t>
       </w:r>
-      <w:proofErr w:type="spellEnd"/>
-      <w:r>
-        <w:rPr>
-          <w:rFonts w:hint="eastAsia"/>
-        </w:rPr>
-        <w:t>相关项应该是</w:t>
-      </w:r>
-      <w:proofErr w:type="gramStart"/>
-      <w:r>
-        <w:rPr>
-          <w:rFonts w:hint="eastAsia"/>
-        </w:rPr>
-        <w:t>逐文件</w:t>
-      </w:r>
-      <w:proofErr w:type="gramEnd"/>
-      <w:r>
-        <w:rPr>
-          <w:rFonts w:hint="eastAsia"/>
-        </w:rPr>
-        <w:t>更合理。对</w:t>
+      <w:r>
+        <w:rPr>
+          <w:rFonts w:hint="eastAsia"/>
+        </w:rPr>
+        <w:t>相关项应该是逐文件更合理。对</w:t>
       </w:r>
       <w:r>
         <w:rPr>
@@ -1063,7 +1054,6 @@
         </w:rPr>
         <w:t>每个</w:t>
       </w:r>
-      <w:proofErr w:type="spellStart"/>
       <w:r>
         <w:rPr>
           <w:rFonts w:hint="eastAsia"/>
@@ -1073,7 +1063,6 @@
       <w:r>
         <w:t>lm</w:t>
       </w:r>
-      <w:proofErr w:type="spellEnd"/>
       <w:r>
         <w:rPr>
           <w:rFonts w:hint="eastAsia"/>
@@ -1370,7 +1359,7 @@
 </file>
 
 <file path=word/numbering.xml><?xml version="1.0" encoding="utf-8"?>
-<w:numbering xmlns:wpc="http://schemas.microsoft.com/office/word/2010/wordprocessingCanvas" xmlns:cx="http://schemas.microsoft.com/office/drawing/2014/chartex" xmlns:cx1="http://schemas.microsoft.com/office/drawing/2015/9/8/chartex" xmlns:cx2="http://schemas.microsoft.com/office/drawing/2015/10/21/chartex" xmlns:cx3="http://schemas.microsoft.com/office/drawing/2016/5/9/chartex" xmlns:cx4="http://schemas.microsoft.com/office/drawing/2016/5/10/chartex" xmlns:cx5="http://schemas.microsoft.com/office/drawing/2016/5/11/chartex" xmlns:cx6="http://schemas.microsoft.com/office/drawing/2016/5/12/chartex" xmlns:cx7="http://schemas.microsoft.com/office/drawing/2016/5/13/chartex" xmlns:cx8="http://schemas.microsoft.com/office/drawing/2016/5/14/chartex" xmlns:mc="http://schemas.openxmlformats.org/markup-compatibility/2006" xmlns:aink="http://schemas.microsoft.com/office/drawing/2016/ink" xmlns:am3d="http://schemas.microsoft.com/office/drawing/2017/model3d" xmlns:o="urn:schemas-microsoft-com:office:office" xmlns:r="http://schemas.openxmlformats.org/officeDocument/2006/relationships" xmlns:m="http://schemas.openxmlformats.org/officeDocument/2006/math" xmlns:v="urn:schemas-microsoft-com:vml" xmlns:wp14="http://schemas.microsoft.com/office/word/2010/wordprocessingDrawing" xmlns:wp="http://schemas.openxmlformats.org/drawingml/2006/wordprocessingDrawing" xmlns:w10="urn:schemas-microsoft-com:office:word" xmlns:w="http://schemas.openxmlformats.org/wordprocessingml/2006/main" xmlns:w14="http://schemas.microsoft.com/office/word/2010/wordml" xmlns:w15="http://schemas.microsoft.com/office/word/2012/wordml" xmlns:w16cex="http://schemas.microsoft.com/office/word/2018/wordml/cex" xmlns:w16cid="http://schemas.microsoft.com/office/word/2016/wordml/cid" xmlns:w16="http://schemas.microsoft.com/office/word/2018/wordml" xmlns:w16sdtdh="http://schemas.microsoft.com/office/word/2020/wordml/sdtdatahash" xmlns:w16se="http://schemas.microsoft.com/office/word/2015/wordml/symex" xmlns:wpg="http://schemas.microsoft.com/office/word/2010/wordprocessingGroup" xmlns:wpi="http://schemas.microsoft.com/office/word/2010/wordprocessingInk" xmlns:wne="http://schemas.microsoft.com/office/word/2006/wordml" xmlns:wps="http://schemas.microsoft.com/office/word/2010/wordprocessingShape" mc:Ignorable="w14 w15 w16se w16cid w16 w16cex w16sdtdh wp14">
+<w:numbering xmlns:wpc="http://schemas.microsoft.com/office/word/2010/wordprocessingCanvas" xmlns:cx="http://schemas.microsoft.com/office/drawing/2014/chartex" xmlns:cx1="http://schemas.microsoft.com/office/drawing/2015/9/8/chartex" xmlns:cx2="http://schemas.microsoft.com/office/drawing/2015/10/21/chartex" xmlns:cx3="http://schemas.microsoft.com/office/drawing/2016/5/9/chartex" xmlns:cx4="http://schemas.microsoft.com/office/drawing/2016/5/10/chartex" xmlns:cx5="http://schemas.microsoft.com/office/drawing/2016/5/11/chartex" xmlns:cx6="http://schemas.microsoft.com/office/drawing/2016/5/12/chartex" xmlns:cx7="http://schemas.microsoft.com/office/drawing/2016/5/13/chartex" xmlns:cx8="http://schemas.microsoft.com/office/drawing/2016/5/14/chartex" xmlns:mc="http://schemas.openxmlformats.org/markup-compatibility/2006" xmlns:aink="http://schemas.microsoft.com/office/drawing/2016/ink" xmlns:am3d="http://schemas.microsoft.com/office/drawing/2017/model3d" xmlns:o="urn:schemas-microsoft-com:office:office" xmlns:oel="http://schemas.microsoft.com/office/2019/extlst" xmlns:r="http://schemas.openxmlformats.org/officeDocument/2006/relationships" xmlns:m="http://schemas.openxmlformats.org/officeDocument/2006/math" xmlns:v="urn:schemas-microsoft-com:vml" xmlns:wp14="http://schemas.microsoft.com/office/word/2010/wordprocessingDrawing" xmlns:wp="http://schemas.openxmlformats.org/drawingml/2006/wordprocessingDrawing" xmlns:w10="urn:schemas-microsoft-com:office:word" xmlns:w="http://schemas.openxmlformats.org/wordprocessingml/2006/main" xmlns:w14="http://schemas.microsoft.com/office/word/2010/wordml" xmlns:w15="http://schemas.microsoft.com/office/word/2012/wordml" xmlns:w16cex="http://schemas.microsoft.com/office/word/2018/wordml/cex" xmlns:w16cid="http://schemas.microsoft.com/office/word/2016/wordml/cid" xmlns:w16="http://schemas.microsoft.com/office/word/2018/wordml" xmlns:w16sdtdh="http://schemas.microsoft.com/office/word/2020/wordml/sdtdatahash" xmlns:w16se="http://schemas.microsoft.com/office/word/2015/wordml/symex" xmlns:wpg="http://schemas.microsoft.com/office/word/2010/wordprocessingGroup" xmlns:wpi="http://schemas.microsoft.com/office/word/2010/wordprocessingInk" xmlns:wne="http://schemas.microsoft.com/office/word/2006/wordml" xmlns:wps="http://schemas.microsoft.com/office/word/2010/wordprocessingShape" mc:Ignorable="w14 w15 w16se w16cid w16 w16cex w16sdtdh wp14">
   <w:abstractNum w:abstractNumId="0" w15:restartNumberingAfterBreak="0">
     <w:nsid w:val="26B763AE"/>
     <w:multiLevelType w:val="multilevel"/>
@@ -1716,136 +1705,136 @@
       </w:rPr>
     </w:lvl>
   </w:abstractNum>
-  <w:num w:numId="1">
-    <w:abstractNumId w:val="1"/>
-  </w:num>
-  <w:num w:numId="2">
-    <w:abstractNumId w:val="1"/>
-  </w:num>
-  <w:num w:numId="3">
-    <w:abstractNumId w:val="1"/>
-  </w:num>
-  <w:num w:numId="4">
-    <w:abstractNumId w:val="1"/>
-  </w:num>
-  <w:num w:numId="5">
-    <w:abstractNumId w:val="1"/>
-  </w:num>
-  <w:num w:numId="6">
-    <w:abstractNumId w:val="1"/>
-  </w:num>
-  <w:num w:numId="7">
-    <w:abstractNumId w:val="1"/>
-  </w:num>
-  <w:num w:numId="8">
-    <w:abstractNumId w:val="1"/>
-  </w:num>
-  <w:num w:numId="9">
-    <w:abstractNumId w:val="1"/>
-  </w:num>
-  <w:num w:numId="10">
-    <w:abstractNumId w:val="1"/>
-  </w:num>
-  <w:num w:numId="11">
-    <w:abstractNumId w:val="1"/>
-  </w:num>
-  <w:num w:numId="12">
-    <w:abstractNumId w:val="1"/>
-  </w:num>
-  <w:num w:numId="13">
-    <w:abstractNumId w:val="1"/>
-  </w:num>
-  <w:num w:numId="14">
-    <w:abstractNumId w:val="1"/>
-  </w:num>
-  <w:num w:numId="15">
-    <w:abstractNumId w:val="1"/>
-  </w:num>
-  <w:num w:numId="16">
-    <w:abstractNumId w:val="1"/>
-  </w:num>
-  <w:num w:numId="17">
-    <w:abstractNumId w:val="1"/>
-  </w:num>
-  <w:num w:numId="18">
-    <w:abstractNumId w:val="1"/>
-  </w:num>
-  <w:num w:numId="19">
-    <w:abstractNumId w:val="1"/>
-  </w:num>
-  <w:num w:numId="20">
-    <w:abstractNumId w:val="1"/>
-  </w:num>
-  <w:num w:numId="21">
-    <w:abstractNumId w:val="1"/>
-  </w:num>
-  <w:num w:numId="22">
-    <w:abstractNumId w:val="1"/>
-  </w:num>
-  <w:num w:numId="23">
-    <w:abstractNumId w:val="1"/>
-  </w:num>
-  <w:num w:numId="24">
-    <w:abstractNumId w:val="1"/>
-  </w:num>
-  <w:num w:numId="25">
-    <w:abstractNumId w:val="1"/>
-  </w:num>
-  <w:num w:numId="26">
-    <w:abstractNumId w:val="1"/>
-  </w:num>
-  <w:num w:numId="27">
-    <w:abstractNumId w:val="1"/>
-  </w:num>
-  <w:num w:numId="28">
-    <w:abstractNumId w:val="1"/>
-  </w:num>
-  <w:num w:numId="29">
-    <w:abstractNumId w:val="1"/>
-  </w:num>
-  <w:num w:numId="30">
-    <w:abstractNumId w:val="1"/>
-  </w:num>
-  <w:num w:numId="31">
-    <w:abstractNumId w:val="1"/>
-  </w:num>
-  <w:num w:numId="32">
-    <w:abstractNumId w:val="1"/>
-  </w:num>
-  <w:num w:numId="33">
-    <w:abstractNumId w:val="1"/>
-  </w:num>
-  <w:num w:numId="34">
-    <w:abstractNumId w:val="1"/>
-  </w:num>
-  <w:num w:numId="35">
-    <w:abstractNumId w:val="1"/>
-  </w:num>
-  <w:num w:numId="36">
-    <w:abstractNumId w:val="1"/>
-  </w:num>
-  <w:num w:numId="37">
+  <w:num w:numId="1" w16cid:durableId="537545743">
+    <w:abstractNumId w:val="1"/>
+  </w:num>
+  <w:num w:numId="2" w16cid:durableId="1562903595">
+    <w:abstractNumId w:val="1"/>
+  </w:num>
+  <w:num w:numId="3" w16cid:durableId="946736582">
+    <w:abstractNumId w:val="1"/>
+  </w:num>
+  <w:num w:numId="4" w16cid:durableId="1156337006">
+    <w:abstractNumId w:val="1"/>
+  </w:num>
+  <w:num w:numId="5" w16cid:durableId="1060523733">
+    <w:abstractNumId w:val="1"/>
+  </w:num>
+  <w:num w:numId="6" w16cid:durableId="149099504">
+    <w:abstractNumId w:val="1"/>
+  </w:num>
+  <w:num w:numId="7" w16cid:durableId="985889115">
+    <w:abstractNumId w:val="1"/>
+  </w:num>
+  <w:num w:numId="8" w16cid:durableId="1775174314">
+    <w:abstractNumId w:val="1"/>
+  </w:num>
+  <w:num w:numId="9" w16cid:durableId="1695228618">
+    <w:abstractNumId w:val="1"/>
+  </w:num>
+  <w:num w:numId="10" w16cid:durableId="1298604206">
+    <w:abstractNumId w:val="1"/>
+  </w:num>
+  <w:num w:numId="11" w16cid:durableId="1443107028">
+    <w:abstractNumId w:val="1"/>
+  </w:num>
+  <w:num w:numId="12" w16cid:durableId="1531336363">
+    <w:abstractNumId w:val="1"/>
+  </w:num>
+  <w:num w:numId="13" w16cid:durableId="2010013933">
+    <w:abstractNumId w:val="1"/>
+  </w:num>
+  <w:num w:numId="14" w16cid:durableId="2115512635">
+    <w:abstractNumId w:val="1"/>
+  </w:num>
+  <w:num w:numId="15" w16cid:durableId="2145199478">
+    <w:abstractNumId w:val="1"/>
+  </w:num>
+  <w:num w:numId="16" w16cid:durableId="1101873534">
+    <w:abstractNumId w:val="1"/>
+  </w:num>
+  <w:num w:numId="17" w16cid:durableId="644238895">
+    <w:abstractNumId w:val="1"/>
+  </w:num>
+  <w:num w:numId="18" w16cid:durableId="346905719">
+    <w:abstractNumId w:val="1"/>
+  </w:num>
+  <w:num w:numId="19" w16cid:durableId="394551004">
+    <w:abstractNumId w:val="1"/>
+  </w:num>
+  <w:num w:numId="20" w16cid:durableId="1717772835">
+    <w:abstractNumId w:val="1"/>
+  </w:num>
+  <w:num w:numId="21" w16cid:durableId="1501852837">
+    <w:abstractNumId w:val="1"/>
+  </w:num>
+  <w:num w:numId="22" w16cid:durableId="943804756">
+    <w:abstractNumId w:val="1"/>
+  </w:num>
+  <w:num w:numId="23" w16cid:durableId="545334561">
+    <w:abstractNumId w:val="1"/>
+  </w:num>
+  <w:num w:numId="24" w16cid:durableId="1665890390">
+    <w:abstractNumId w:val="1"/>
+  </w:num>
+  <w:num w:numId="25" w16cid:durableId="240798344">
+    <w:abstractNumId w:val="1"/>
+  </w:num>
+  <w:num w:numId="26" w16cid:durableId="232160767">
+    <w:abstractNumId w:val="1"/>
+  </w:num>
+  <w:num w:numId="27" w16cid:durableId="776406637">
+    <w:abstractNumId w:val="1"/>
+  </w:num>
+  <w:num w:numId="28" w16cid:durableId="2069648633">
+    <w:abstractNumId w:val="1"/>
+  </w:num>
+  <w:num w:numId="29" w16cid:durableId="301739172">
+    <w:abstractNumId w:val="1"/>
+  </w:num>
+  <w:num w:numId="30" w16cid:durableId="1906908824">
+    <w:abstractNumId w:val="1"/>
+  </w:num>
+  <w:num w:numId="31" w16cid:durableId="1445612109">
+    <w:abstractNumId w:val="1"/>
+  </w:num>
+  <w:num w:numId="32" w16cid:durableId="889606847">
+    <w:abstractNumId w:val="1"/>
+  </w:num>
+  <w:num w:numId="33" w16cid:durableId="1035160092">
+    <w:abstractNumId w:val="1"/>
+  </w:num>
+  <w:num w:numId="34" w16cid:durableId="964429748">
+    <w:abstractNumId w:val="1"/>
+  </w:num>
+  <w:num w:numId="35" w16cid:durableId="2088259937">
+    <w:abstractNumId w:val="1"/>
+  </w:num>
+  <w:num w:numId="36" w16cid:durableId="677582430">
+    <w:abstractNumId w:val="1"/>
+  </w:num>
+  <w:num w:numId="37" w16cid:durableId="1361197485">
     <w:abstractNumId w:val="0"/>
   </w:num>
-  <w:num w:numId="38">
+  <w:num w:numId="38" w16cid:durableId="963003066">
     <w:abstractNumId w:val="0"/>
   </w:num>
-  <w:num w:numId="39">
+  <w:num w:numId="39" w16cid:durableId="1560939633">
     <w:abstractNumId w:val="0"/>
   </w:num>
-  <w:num w:numId="40">
+  <w:num w:numId="40" w16cid:durableId="1786340739">
     <w:abstractNumId w:val="2"/>
   </w:num>
-  <w:num w:numId="41">
+  <w:num w:numId="41" w16cid:durableId="265622270">
     <w:abstractNumId w:val="2"/>
   </w:num>
-  <w:num w:numId="42">
+  <w:num w:numId="42" w16cid:durableId="826167861">
     <w:abstractNumId w:val="2"/>
   </w:num>
-  <w:num w:numId="43">
+  <w:num w:numId="43" w16cid:durableId="1326520275">
     <w:abstractNumId w:val="0"/>
   </w:num>
-  <w:num w:numId="44">
+  <w:num w:numId="44" w16cid:durableId="1580554450">
     <w:abstractNumId w:val="2"/>
   </w:num>
 </w:numbering>
